--- a/Knowledge/3-Work knowledge/1-Software Engineering/2-Testing/5-My Source/1-ISTQB Foundation Level/5-Test Management/2-Common Estimation Techniques/3-Expert based technique.docx
+++ b/Knowledge/3-Work knowledge/1-Software Engineering/2-Testing/5-My Source/1-ISTQB Foundation Level/5-Test Management/2-Common Estimation Techniques/3-Expert based technique.docx
@@ -31,48 +31,39 @@
       </w:pPr>
       <w:r>
         <w:rPr>
-          <w:b/>
+          <w:rFonts w:ascii="Arial" w:eastAsia="Arial" w:hAnsi="Arial"/>
+          <w:sz w:val="18"/>
+          <w:highlight w:val="lightGray"/>
           <w:shd w:val="clear" w:color="auto" w:fill="B7B7B7"/>
         </w:rPr>
-        <w:t># Source</w:t>
-      </w:r>
-      <w:r>
-        <w:rPr>
+        <w:t xml:space="preserve"># Source: Chatgot </w:t>
+      </w:r>
+      <w:r>
+        <w:rPr>
+          <w:rFonts w:ascii="Arial" w:eastAsia="Arial" w:hAnsi="Arial"/>
+          <w:sz w:val="18"/>
+          <w:szCs w:val="14"/>
+          <w:highlight w:val="lightGray"/>
           <w:shd w:val="clear" w:color="auto" w:fill="B7B7B7"/>
         </w:rPr>
-        <w:t xml:space="preserve">: </w:t>
-      </w:r>
-      <w:r>
-        <w:rPr>
-          <w:b/>
+        <w:t>(GPT</w:t>
+      </w:r>
+      <w:r>
+        <w:rPr>
+          <w:rFonts w:ascii="Arial" w:eastAsia="Arial" w:hAnsi="Arial" w:cs="Cambria Math"/>
+          <w:sz w:val="18"/>
+          <w:szCs w:val="14"/>
+          <w:highlight w:val="lightGray"/>
           <w:shd w:val="clear" w:color="auto" w:fill="B7B7B7"/>
         </w:rPr>
-        <w:t xml:space="preserve">Chatgot </w:t>
-      </w:r>
-      <w:r>
-        <w:rPr>
-          <w:b/>
-          <w:sz w:val="14"/>
+        <w:t>‑</w:t>
+      </w:r>
+      <w:r>
+        <w:rPr>
+          <w:rFonts w:ascii="Arial" w:eastAsia="Arial" w:hAnsi="Arial"/>
+          <w:sz w:val="18"/>
           <w:szCs w:val="14"/>
-          <w:shd w:val="clear" w:color="auto" w:fill="B7B7B7"/>
-        </w:rPr>
-        <w:t>(GPT</w:t>
-      </w:r>
-      <w:r>
-        <w:rPr>
-          <w:rFonts w:ascii="Cambria Math" w:hAnsi="Cambria Math" w:cs="Cambria Math"/>
-          <w:b/>
-          <w:sz w:val="14"/>
-          <w:szCs w:val="14"/>
-          <w:shd w:val="clear" w:color="auto" w:fill="B7B7B7"/>
-        </w:rPr>
-        <w:t>‑</w:t>
-      </w:r>
-      <w:r>
-        <w:rPr>
-          <w:b/>
-          <w:sz w:val="14"/>
-          <w:szCs w:val="14"/>
+          <w:highlight w:val="lightGray"/>
           <w:shd w:val="clear" w:color="auto" w:fill="B7B7B7"/>
         </w:rPr>
         <w:t>5 Mini) at [8/17/2025]</w:t>
@@ -174,7 +165,7 @@
     </w:p>
     <w:p>
       <w:r>
-        <w:pict w14:anchorId="3293C176">
+        <w:pict w14:anchorId="626850DC">
           <v:rect id="_x0000_i1025" style="width:0;height:1.5pt" o:hralign="center" o:hrstd="t" o:hr="t" fillcolor="#a0a0a0" stroked="f"/>
         </w:pict>
       </w:r>
@@ -198,48 +189,39 @@
       </w:pPr>
       <w:r>
         <w:rPr>
-          <w:b/>
+          <w:rFonts w:ascii="Arial" w:eastAsia="Arial" w:hAnsi="Arial"/>
+          <w:sz w:val="18"/>
+          <w:highlight w:val="lightGray"/>
           <w:shd w:val="clear" w:color="auto" w:fill="B7B7B7"/>
         </w:rPr>
-        <w:t># Source</w:t>
-      </w:r>
-      <w:r>
-        <w:rPr>
+        <w:t xml:space="preserve"># Source: Chatgot </w:t>
+      </w:r>
+      <w:r>
+        <w:rPr>
+          <w:rFonts w:ascii="Arial" w:eastAsia="Arial" w:hAnsi="Arial"/>
+          <w:sz w:val="18"/>
+          <w:szCs w:val="14"/>
+          <w:highlight w:val="lightGray"/>
           <w:shd w:val="clear" w:color="auto" w:fill="B7B7B7"/>
         </w:rPr>
-        <w:t xml:space="preserve">: </w:t>
-      </w:r>
-      <w:r>
-        <w:rPr>
-          <w:b/>
+        <w:t>(GPT</w:t>
+      </w:r>
+      <w:r>
+        <w:rPr>
+          <w:rFonts w:ascii="Arial" w:eastAsia="Arial" w:hAnsi="Arial" w:cs="Cambria Math"/>
+          <w:sz w:val="18"/>
+          <w:szCs w:val="14"/>
+          <w:highlight w:val="lightGray"/>
           <w:shd w:val="clear" w:color="auto" w:fill="B7B7B7"/>
         </w:rPr>
-        <w:t xml:space="preserve">Chatgot </w:t>
-      </w:r>
-      <w:r>
-        <w:rPr>
-          <w:b/>
-          <w:sz w:val="14"/>
+        <w:t>‑</w:t>
+      </w:r>
+      <w:r>
+        <w:rPr>
+          <w:rFonts w:ascii="Arial" w:eastAsia="Arial" w:hAnsi="Arial"/>
+          <w:sz w:val="18"/>
           <w:szCs w:val="14"/>
-          <w:shd w:val="clear" w:color="auto" w:fill="B7B7B7"/>
-        </w:rPr>
-        <w:t>(GPT</w:t>
-      </w:r>
-      <w:r>
-        <w:rPr>
-          <w:rFonts w:ascii="Cambria Math" w:hAnsi="Cambria Math" w:cs="Cambria Math"/>
-          <w:b/>
-          <w:sz w:val="14"/>
-          <w:szCs w:val="14"/>
-          <w:shd w:val="clear" w:color="auto" w:fill="B7B7B7"/>
-        </w:rPr>
-        <w:t>‑</w:t>
-      </w:r>
-      <w:r>
-        <w:rPr>
-          <w:b/>
-          <w:sz w:val="14"/>
-          <w:szCs w:val="14"/>
+          <w:highlight w:val="lightGray"/>
           <w:shd w:val="clear" w:color="auto" w:fill="B7B7B7"/>
         </w:rPr>
         <w:t>5 Mini) at [8/17/2025]</w:t>
@@ -251,7 +233,7 @@
           <w:ilvl w:val="0"/>
           <w:numId w:val="2"/>
         </w:numPr>
-        <w:spacing w:before="240"/>
+        <w:spacing w:before="240" w:after="0" w:line="276" w:lineRule="auto"/>
       </w:pPr>
       <w:r>
         <w:rPr>
@@ -285,6 +267,7 @@
           <w:ilvl w:val="0"/>
           <w:numId w:val="2"/>
         </w:numPr>
+        <w:spacing w:after="0" w:line="276" w:lineRule="auto"/>
       </w:pPr>
       <w:r>
         <w:rPr>
@@ -318,7 +301,7 @@
           <w:ilvl w:val="0"/>
           <w:numId w:val="2"/>
         </w:numPr>
-        <w:spacing w:after="240"/>
+        <w:spacing w:after="240" w:line="276" w:lineRule="auto"/>
       </w:pPr>
       <w:r>
         <w:rPr>
@@ -348,7 +331,7 @@
     </w:p>
     <w:p>
       <w:r>
-        <w:pict w14:anchorId="6971A1BC">
+        <w:pict w14:anchorId="56F2E14F">
           <v:rect id="_x0000_i1026" style="width:0;height:1.5pt" o:hralign="center" o:hrstd="t" o:hr="t" fillcolor="#a0a0a0" stroked="f"/>
         </w:pict>
       </w:r>
@@ -372,48 +355,39 @@
       </w:pPr>
       <w:r>
         <w:rPr>
-          <w:b/>
+          <w:rFonts w:ascii="Arial" w:eastAsia="Arial" w:hAnsi="Arial"/>
+          <w:sz w:val="18"/>
+          <w:highlight w:val="lightGray"/>
           <w:shd w:val="clear" w:color="auto" w:fill="B7B7B7"/>
         </w:rPr>
-        <w:t># Source</w:t>
-      </w:r>
-      <w:r>
-        <w:rPr>
+        <w:t xml:space="preserve"># Source: Chatgot </w:t>
+      </w:r>
+      <w:r>
+        <w:rPr>
+          <w:rFonts w:ascii="Arial" w:eastAsia="Arial" w:hAnsi="Arial"/>
+          <w:sz w:val="18"/>
+          <w:szCs w:val="14"/>
+          <w:highlight w:val="lightGray"/>
           <w:shd w:val="clear" w:color="auto" w:fill="B7B7B7"/>
         </w:rPr>
-        <w:t xml:space="preserve">: </w:t>
-      </w:r>
-      <w:r>
-        <w:rPr>
-          <w:b/>
+        <w:t>(GPT</w:t>
+      </w:r>
+      <w:r>
+        <w:rPr>
+          <w:rFonts w:ascii="Arial" w:eastAsia="Arial" w:hAnsi="Arial" w:cs="Cambria Math"/>
+          <w:sz w:val="18"/>
+          <w:szCs w:val="14"/>
+          <w:highlight w:val="lightGray"/>
           <w:shd w:val="clear" w:color="auto" w:fill="B7B7B7"/>
         </w:rPr>
-        <w:t xml:space="preserve">Chatgot </w:t>
-      </w:r>
-      <w:r>
-        <w:rPr>
-          <w:b/>
-          <w:sz w:val="14"/>
+        <w:t>‑</w:t>
+      </w:r>
+      <w:r>
+        <w:rPr>
+          <w:rFonts w:ascii="Arial" w:eastAsia="Arial" w:hAnsi="Arial"/>
+          <w:sz w:val="18"/>
           <w:szCs w:val="14"/>
-          <w:shd w:val="clear" w:color="auto" w:fill="B7B7B7"/>
-        </w:rPr>
-        <w:t>(GPT</w:t>
-      </w:r>
-      <w:r>
-        <w:rPr>
-          <w:rFonts w:ascii="Cambria Math" w:hAnsi="Cambria Math" w:cs="Cambria Math"/>
-          <w:b/>
-          <w:sz w:val="14"/>
-          <w:szCs w:val="14"/>
-          <w:shd w:val="clear" w:color="auto" w:fill="B7B7B7"/>
-        </w:rPr>
-        <w:t>‑</w:t>
-      </w:r>
-      <w:r>
-        <w:rPr>
-          <w:b/>
-          <w:sz w:val="14"/>
-          <w:szCs w:val="14"/>
+          <w:highlight w:val="lightGray"/>
           <w:shd w:val="clear" w:color="auto" w:fill="B7B7B7"/>
         </w:rPr>
         <w:t>5 Mini) at [8/17/2025]</w:t>
@@ -425,7 +399,7 @@
           <w:ilvl w:val="0"/>
           <w:numId w:val="6"/>
         </w:numPr>
-        <w:spacing w:before="240"/>
+        <w:spacing w:before="240" w:after="0" w:line="276" w:lineRule="auto"/>
       </w:pPr>
       <w:r>
         <w:rPr>
@@ -453,13 +427,13 @@
           <w:ilvl w:val="0"/>
           <w:numId w:val="6"/>
         </w:numPr>
-      </w:pPr>
-      <w:r>
-        <w:rPr>
-          <w:rFonts w:ascii="Roboto Mono" w:eastAsia="Roboto Mono" w:hAnsi="Roboto Mono" w:cs="Roboto Mono"/>
-          <w:b/>
-        </w:rPr>
-        <w:lastRenderedPageBreak/>
+        <w:spacing w:after="0" w:line="276" w:lineRule="auto"/>
+      </w:pPr>
+      <w:r>
+        <w:rPr>
+          <w:rFonts w:ascii="Roboto Mono" w:eastAsia="Roboto Mono" w:hAnsi="Roboto Mono" w:cs="Roboto Mono"/>
+          <w:b/>
+        </w:rPr>
         <w:t>Gather inputs</w:t>
       </w:r>
       <w:r>
@@ -481,6 +455,7 @@
           <w:ilvl w:val="0"/>
           <w:numId w:val="6"/>
         </w:numPr>
+        <w:spacing w:after="0" w:line="276" w:lineRule="auto"/>
       </w:pPr>
       <w:r>
         <w:rPr>
@@ -508,6 +483,7 @@
           <w:ilvl w:val="0"/>
           <w:numId w:val="6"/>
         </w:numPr>
+        <w:spacing w:after="0" w:line="276" w:lineRule="auto"/>
       </w:pPr>
       <w:r>
         <w:rPr>
@@ -535,7 +511,7 @@
           <w:ilvl w:val="0"/>
           <w:numId w:val="6"/>
         </w:numPr>
-        <w:spacing w:after="240"/>
+        <w:spacing w:after="240" w:line="276" w:lineRule="auto"/>
       </w:pPr>
       <w:r>
         <w:rPr>
@@ -559,7 +535,7 @@
     </w:p>
     <w:p>
       <w:r>
-        <w:pict w14:anchorId="47568948">
+        <w:pict w14:anchorId="3EBA884A">
           <v:rect id="_x0000_i1027" style="width:0;height:1.5pt" o:hralign="center" o:hrstd="t" o:hr="t" fillcolor="#a0a0a0" stroked="f"/>
         </w:pict>
       </w:r>
@@ -583,48 +559,39 @@
       </w:pPr>
       <w:r>
         <w:rPr>
-          <w:b/>
+          <w:rFonts w:ascii="Arial" w:eastAsia="Arial" w:hAnsi="Arial"/>
+          <w:sz w:val="18"/>
+          <w:highlight w:val="lightGray"/>
           <w:shd w:val="clear" w:color="auto" w:fill="B7B7B7"/>
         </w:rPr>
-        <w:t># Source</w:t>
-      </w:r>
-      <w:r>
-        <w:rPr>
+        <w:t xml:space="preserve"># Source: Chatgot </w:t>
+      </w:r>
+      <w:r>
+        <w:rPr>
+          <w:rFonts w:ascii="Arial" w:eastAsia="Arial" w:hAnsi="Arial"/>
+          <w:sz w:val="18"/>
+          <w:szCs w:val="14"/>
+          <w:highlight w:val="lightGray"/>
           <w:shd w:val="clear" w:color="auto" w:fill="B7B7B7"/>
         </w:rPr>
-        <w:t xml:space="preserve">: </w:t>
-      </w:r>
-      <w:r>
-        <w:rPr>
-          <w:b/>
+        <w:t>(GPT</w:t>
+      </w:r>
+      <w:r>
+        <w:rPr>
+          <w:rFonts w:ascii="Arial" w:eastAsia="Arial" w:hAnsi="Arial" w:cs="Cambria Math"/>
+          <w:sz w:val="18"/>
+          <w:szCs w:val="14"/>
+          <w:highlight w:val="lightGray"/>
           <w:shd w:val="clear" w:color="auto" w:fill="B7B7B7"/>
         </w:rPr>
-        <w:t xml:space="preserve">Chatgot </w:t>
-      </w:r>
-      <w:r>
-        <w:rPr>
-          <w:b/>
-          <w:sz w:val="14"/>
+        <w:t>‑</w:t>
+      </w:r>
+      <w:r>
+        <w:rPr>
+          <w:rFonts w:ascii="Arial" w:eastAsia="Arial" w:hAnsi="Arial"/>
+          <w:sz w:val="18"/>
           <w:szCs w:val="14"/>
-          <w:shd w:val="clear" w:color="auto" w:fill="B7B7B7"/>
-        </w:rPr>
-        <w:t>(GPT</w:t>
-      </w:r>
-      <w:r>
-        <w:rPr>
-          <w:rFonts w:ascii="Cambria Math" w:hAnsi="Cambria Math" w:cs="Cambria Math"/>
-          <w:b/>
-          <w:sz w:val="14"/>
-          <w:szCs w:val="14"/>
-          <w:shd w:val="clear" w:color="auto" w:fill="B7B7B7"/>
-        </w:rPr>
-        <w:t>‑</w:t>
-      </w:r>
-      <w:r>
-        <w:rPr>
-          <w:b/>
-          <w:sz w:val="14"/>
-          <w:szCs w:val="14"/>
+          <w:highlight w:val="lightGray"/>
           <w:shd w:val="clear" w:color="auto" w:fill="B7B7B7"/>
         </w:rPr>
         <w:t>5 Mini) at [8/17/2025]</w:t>
@@ -663,7 +630,7 @@
           <w:ilvl w:val="0"/>
           <w:numId w:val="4"/>
         </w:numPr>
-        <w:spacing w:before="240"/>
+        <w:spacing w:before="240" w:after="0" w:line="276" w:lineRule="auto"/>
       </w:pPr>
       <w:r>
         <w:rPr>
@@ -698,6 +665,7 @@
           <w:ilvl w:val="0"/>
           <w:numId w:val="4"/>
         </w:numPr>
+        <w:spacing w:after="0" w:line="276" w:lineRule="auto"/>
       </w:pPr>
       <w:r>
         <w:rPr>
@@ -732,7 +700,7 @@
           <w:ilvl w:val="0"/>
           <w:numId w:val="4"/>
         </w:numPr>
-        <w:spacing w:after="240"/>
+        <w:spacing w:after="240" w:line="276" w:lineRule="auto"/>
       </w:pPr>
       <w:r>
         <w:rPr>
@@ -785,7 +753,7 @@
     </w:p>
     <w:p>
       <w:r>
-        <w:pict w14:anchorId="5DDD5CC8">
+        <w:pict w14:anchorId="150B4AA3">
           <v:rect id="_x0000_i1028" style="width:0;height:1.5pt" o:hralign="center" o:hrstd="t" o:hr="t" fillcolor="#a0a0a0" stroked="f"/>
         </w:pict>
       </w:r>
@@ -812,48 +780,39 @@
       </w:pPr>
       <w:r>
         <w:rPr>
-          <w:b/>
+          <w:rFonts w:ascii="Arial" w:eastAsia="Arial" w:hAnsi="Arial"/>
+          <w:sz w:val="18"/>
+          <w:highlight w:val="lightGray"/>
           <w:shd w:val="clear" w:color="auto" w:fill="B7B7B7"/>
         </w:rPr>
-        <w:t># Source</w:t>
-      </w:r>
-      <w:r>
-        <w:rPr>
+        <w:t xml:space="preserve"># Source: Chatgot </w:t>
+      </w:r>
+      <w:r>
+        <w:rPr>
+          <w:rFonts w:ascii="Arial" w:eastAsia="Arial" w:hAnsi="Arial"/>
+          <w:sz w:val="18"/>
+          <w:szCs w:val="14"/>
+          <w:highlight w:val="lightGray"/>
           <w:shd w:val="clear" w:color="auto" w:fill="B7B7B7"/>
         </w:rPr>
-        <w:t xml:space="preserve">: </w:t>
-      </w:r>
-      <w:r>
-        <w:rPr>
-          <w:b/>
+        <w:t>(GPT</w:t>
+      </w:r>
+      <w:r>
+        <w:rPr>
+          <w:rFonts w:ascii="Arial" w:eastAsia="Arial" w:hAnsi="Arial" w:cs="Cambria Math"/>
+          <w:sz w:val="18"/>
+          <w:szCs w:val="14"/>
+          <w:highlight w:val="lightGray"/>
           <w:shd w:val="clear" w:color="auto" w:fill="B7B7B7"/>
         </w:rPr>
-        <w:t xml:space="preserve">Chatgot </w:t>
-      </w:r>
-      <w:r>
-        <w:rPr>
-          <w:b/>
-          <w:sz w:val="14"/>
+        <w:t>‑</w:t>
+      </w:r>
+      <w:r>
+        <w:rPr>
+          <w:rFonts w:ascii="Arial" w:eastAsia="Arial" w:hAnsi="Arial"/>
+          <w:sz w:val="18"/>
           <w:szCs w:val="14"/>
-          <w:shd w:val="clear" w:color="auto" w:fill="B7B7B7"/>
-        </w:rPr>
-        <w:t>(GPT</w:t>
-      </w:r>
-      <w:r>
-        <w:rPr>
-          <w:rFonts w:ascii="Cambria Math" w:hAnsi="Cambria Math" w:cs="Cambria Math"/>
-          <w:b/>
-          <w:sz w:val="14"/>
-          <w:szCs w:val="14"/>
-          <w:shd w:val="clear" w:color="auto" w:fill="B7B7B7"/>
-        </w:rPr>
-        <w:t>‑</w:t>
-      </w:r>
-      <w:r>
-        <w:rPr>
-          <w:b/>
-          <w:sz w:val="14"/>
-          <w:szCs w:val="14"/>
+          <w:highlight w:val="lightGray"/>
           <w:shd w:val="clear" w:color="auto" w:fill="B7B7B7"/>
         </w:rPr>
         <w:t>5 Mini) at [8/17/2025]</w:t>
@@ -865,7 +824,7 @@
           <w:ilvl w:val="0"/>
           <w:numId w:val="1"/>
         </w:numPr>
-        <w:spacing w:before="240"/>
+        <w:spacing w:before="240" w:after="0" w:line="276" w:lineRule="auto"/>
         <w:rPr>
           <w:rFonts w:ascii="Roboto Mono" w:eastAsia="Roboto Mono" w:hAnsi="Roboto Mono" w:cs="Roboto Mono"/>
         </w:rPr>
@@ -889,6 +848,7 @@
           <w:ilvl w:val="0"/>
           <w:numId w:val="1"/>
         </w:numPr>
+        <w:spacing w:after="0" w:line="276" w:lineRule="auto"/>
       </w:pPr>
       <w:r>
         <w:rPr>
@@ -922,6 +882,7 @@
           <w:ilvl w:val="0"/>
           <w:numId w:val="1"/>
         </w:numPr>
+        <w:spacing w:after="0" w:line="276" w:lineRule="auto"/>
       </w:pPr>
       <w:r>
         <w:rPr>
@@ -955,13 +916,12 @@
           <w:ilvl w:val="0"/>
           <w:numId w:val="1"/>
         </w:numPr>
-        <w:spacing w:after="240"/>
-      </w:pPr>
-      <w:r>
-        <w:rPr>
-          <w:rFonts w:ascii="Roboto Mono" w:eastAsia="Roboto Mono" w:hAnsi="Roboto Mono" w:cs="Roboto Mono"/>
-        </w:rPr>
-        <w:lastRenderedPageBreak/>
+        <w:spacing w:after="240" w:line="276" w:lineRule="auto"/>
+      </w:pPr>
+      <w:r>
+        <w:rPr>
+          <w:rFonts w:ascii="Roboto Mono" w:eastAsia="Roboto Mono" w:hAnsi="Roboto Mono" w:cs="Roboto Mono"/>
+        </w:rPr>
         <w:t xml:space="preserve">Helpful for </w:t>
       </w:r>
       <w:r>
@@ -1003,48 +963,39 @@
       </w:pPr>
       <w:r>
         <w:rPr>
-          <w:b/>
+          <w:rFonts w:ascii="Arial" w:eastAsia="Arial" w:hAnsi="Arial"/>
+          <w:sz w:val="18"/>
+          <w:highlight w:val="lightGray"/>
           <w:shd w:val="clear" w:color="auto" w:fill="B7B7B7"/>
         </w:rPr>
-        <w:t># Source</w:t>
-      </w:r>
-      <w:r>
-        <w:rPr>
+        <w:t xml:space="preserve"># Source: Chatgot </w:t>
+      </w:r>
+      <w:r>
+        <w:rPr>
+          <w:rFonts w:ascii="Arial" w:eastAsia="Arial" w:hAnsi="Arial"/>
+          <w:sz w:val="18"/>
+          <w:szCs w:val="14"/>
+          <w:highlight w:val="lightGray"/>
           <w:shd w:val="clear" w:color="auto" w:fill="B7B7B7"/>
         </w:rPr>
-        <w:t xml:space="preserve">: </w:t>
-      </w:r>
-      <w:r>
-        <w:rPr>
-          <w:b/>
+        <w:t>(GPT</w:t>
+      </w:r>
+      <w:r>
+        <w:rPr>
+          <w:rFonts w:ascii="Arial" w:eastAsia="Arial" w:hAnsi="Arial" w:cs="Cambria Math"/>
+          <w:sz w:val="18"/>
+          <w:szCs w:val="14"/>
+          <w:highlight w:val="lightGray"/>
           <w:shd w:val="clear" w:color="auto" w:fill="B7B7B7"/>
         </w:rPr>
-        <w:t xml:space="preserve">Chatgot </w:t>
-      </w:r>
-      <w:r>
-        <w:rPr>
-          <w:b/>
-          <w:sz w:val="14"/>
+        <w:t>‑</w:t>
+      </w:r>
+      <w:r>
+        <w:rPr>
+          <w:rFonts w:ascii="Arial" w:eastAsia="Arial" w:hAnsi="Arial"/>
+          <w:sz w:val="18"/>
           <w:szCs w:val="14"/>
-          <w:shd w:val="clear" w:color="auto" w:fill="B7B7B7"/>
-        </w:rPr>
-        <w:t>(GPT</w:t>
-      </w:r>
-      <w:r>
-        <w:rPr>
-          <w:rFonts w:ascii="Cambria Math" w:hAnsi="Cambria Math" w:cs="Cambria Math"/>
-          <w:b/>
-          <w:sz w:val="14"/>
-          <w:szCs w:val="14"/>
-          <w:shd w:val="clear" w:color="auto" w:fill="B7B7B7"/>
-        </w:rPr>
-        <w:t>‑</w:t>
-      </w:r>
-      <w:r>
-        <w:rPr>
-          <w:b/>
-          <w:sz w:val="14"/>
-          <w:szCs w:val="14"/>
+          <w:highlight w:val="lightGray"/>
           <w:shd w:val="clear" w:color="auto" w:fill="B7B7B7"/>
         </w:rPr>
         <w:t>5 Mini) at [8/17/2025]</w:t>
@@ -1056,7 +1007,7 @@
           <w:ilvl w:val="0"/>
           <w:numId w:val="5"/>
         </w:numPr>
-        <w:spacing w:before="240"/>
+        <w:spacing w:before="240" w:after="0" w:line="276" w:lineRule="auto"/>
       </w:pPr>
       <w:r>
         <w:rPr>
@@ -1090,6 +1041,7 @@
           <w:ilvl w:val="0"/>
           <w:numId w:val="5"/>
         </w:numPr>
+        <w:spacing w:after="0" w:line="276" w:lineRule="auto"/>
       </w:pPr>
       <w:r>
         <w:rPr>
@@ -1123,6 +1075,7 @@
           <w:ilvl w:val="0"/>
           <w:numId w:val="5"/>
         </w:numPr>
+        <w:spacing w:after="0" w:line="276" w:lineRule="auto"/>
       </w:pPr>
       <w:r>
         <w:rPr>
@@ -1156,7 +1109,7 @@
           <w:ilvl w:val="0"/>
           <w:numId w:val="5"/>
         </w:numPr>
-        <w:spacing w:after="240"/>
+        <w:spacing w:after="240" w:line="276" w:lineRule="auto"/>
         <w:rPr>
           <w:rFonts w:ascii="Roboto Mono" w:eastAsia="Roboto Mono" w:hAnsi="Roboto Mono" w:cs="Roboto Mono"/>
         </w:rPr>
@@ -1176,7 +1129,7 @@
     </w:p>
     <w:p>
       <w:r>
-        <w:pict w14:anchorId="103D4564">
+        <w:pict w14:anchorId="6D3B1B31">
           <v:rect id="_x0000_i1029" style="width:0;height:1.5pt" o:hralign="center" o:hrstd="t" o:hr="t" fillcolor="#a0a0a0" stroked="f"/>
         </w:pict>
       </w:r>
@@ -1200,48 +1153,39 @@
       </w:pPr>
       <w:r>
         <w:rPr>
-          <w:b/>
+          <w:rFonts w:ascii="Arial" w:eastAsia="Arial" w:hAnsi="Arial"/>
+          <w:sz w:val="18"/>
+          <w:highlight w:val="lightGray"/>
           <w:shd w:val="clear" w:color="auto" w:fill="B7B7B7"/>
         </w:rPr>
-        <w:t># Source</w:t>
-      </w:r>
-      <w:r>
-        <w:rPr>
+        <w:t xml:space="preserve"># Source: Chatgot </w:t>
+      </w:r>
+      <w:r>
+        <w:rPr>
+          <w:rFonts w:ascii="Arial" w:eastAsia="Arial" w:hAnsi="Arial"/>
+          <w:sz w:val="18"/>
+          <w:szCs w:val="14"/>
+          <w:highlight w:val="lightGray"/>
           <w:shd w:val="clear" w:color="auto" w:fill="B7B7B7"/>
         </w:rPr>
-        <w:t xml:space="preserve">: </w:t>
-      </w:r>
-      <w:r>
-        <w:rPr>
-          <w:b/>
+        <w:t>(GPT</w:t>
+      </w:r>
+      <w:r>
+        <w:rPr>
+          <w:rFonts w:ascii="Arial" w:eastAsia="Arial" w:hAnsi="Arial" w:cs="Cambria Math"/>
+          <w:sz w:val="18"/>
+          <w:szCs w:val="14"/>
+          <w:highlight w:val="lightGray"/>
           <w:shd w:val="clear" w:color="auto" w:fill="B7B7B7"/>
         </w:rPr>
-        <w:t xml:space="preserve">Chatgot </w:t>
-      </w:r>
-      <w:r>
-        <w:rPr>
-          <w:b/>
-          <w:sz w:val="14"/>
+        <w:t>‑</w:t>
+      </w:r>
+      <w:r>
+        <w:rPr>
+          <w:rFonts w:ascii="Arial" w:eastAsia="Arial" w:hAnsi="Arial"/>
+          <w:sz w:val="18"/>
           <w:szCs w:val="14"/>
-          <w:shd w:val="clear" w:color="auto" w:fill="B7B7B7"/>
-        </w:rPr>
-        <w:t>(GPT</w:t>
-      </w:r>
-      <w:r>
-        <w:rPr>
-          <w:rFonts w:ascii="Cambria Math" w:hAnsi="Cambria Math" w:cs="Cambria Math"/>
-          <w:b/>
-          <w:sz w:val="14"/>
-          <w:szCs w:val="14"/>
-          <w:shd w:val="clear" w:color="auto" w:fill="B7B7B7"/>
-        </w:rPr>
-        <w:t>‑</w:t>
-      </w:r>
-      <w:r>
-        <w:rPr>
-          <w:b/>
-          <w:sz w:val="14"/>
-          <w:szCs w:val="14"/>
+          <w:highlight w:val="lightGray"/>
           <w:shd w:val="clear" w:color="auto" w:fill="B7B7B7"/>
         </w:rPr>
         <w:t>5 Mini) at [8/17/2025]</w:t>
@@ -1253,7 +1197,7 @@
           <w:ilvl w:val="0"/>
           <w:numId w:val="3"/>
         </w:numPr>
-        <w:spacing w:before="240"/>
+        <w:spacing w:before="240" w:after="0" w:line="276" w:lineRule="auto"/>
       </w:pPr>
       <w:r>
         <w:rPr>
@@ -1283,6 +1227,7 @@
           <w:ilvl w:val="0"/>
           <w:numId w:val="3"/>
         </w:numPr>
+        <w:spacing w:after="0" w:line="276" w:lineRule="auto"/>
       </w:pPr>
       <w:r>
         <w:t xml:space="preserve">Best when </w:t>
@@ -1315,7 +1260,7 @@
           <w:ilvl w:val="0"/>
           <w:numId w:val="3"/>
         </w:numPr>
-        <w:spacing w:after="240"/>
+        <w:spacing w:after="240" w:line="276" w:lineRule="auto"/>
       </w:pPr>
       <w:r>
         <w:rPr>
@@ -1345,12 +1290,13 @@
         <w:br/>
       </w:r>
     </w:p>
+    <w:p/>
     <w:p/>
     <w:sectPr>
       <w:pgSz w:w="12240" w:h="15840"/>
       <w:pgMar w:top="1440" w:right="1440" w:bottom="1440" w:left="1440" w:header="720" w:footer="720" w:gutter="0"/>
-      <w:pgNumType w:start="1"/>
       <w:cols w:space="720"/>
+      <w:docGrid w:linePitch="360"/>
     </w:sectPr>
   </w:body>
 </w:document>
@@ -2457,18 +2403,6 @@
   <w:style w:type="paragraph" w:default="1" w:styleId="Normal">
     <w:name w:val="Normal"/>
     <w:qFormat/>
-    <w:rsid w:val="00803035"/>
-    <w:pPr>
-      <w:spacing w:after="0" w:line="276" w:lineRule="auto"/>
-    </w:pPr>
-    <w:rPr>
-      <w:rFonts w:ascii="Arial" w:eastAsia="Arial" w:hAnsi="Arial" w:cs="Arial"/>
-      <w:kern w:val="0"/>
-      <w:sz w:val="22"/>
-      <w:szCs w:val="22"/>
-      <w:lang w:val="en"/>
-      <w14:ligatures w14:val="none"/>
-    </w:rPr>
   </w:style>
   <w:style w:type="paragraph" w:styleId="Heading1">
     <w:name w:val="heading 1"/>
@@ -2477,7 +2411,7 @@
     <w:link w:val="Heading1Char"/>
     <w:uiPriority w:val="9"/>
     <w:qFormat/>
-    <w:rsid w:val="00203F04"/>
+    <w:rsid w:val="00623758"/>
     <w:pPr>
       <w:keepNext/>
       <w:keepLines/>
@@ -2499,7 +2433,7 @@
     <w:uiPriority w:val="9"/>
     <w:unhideWhenUsed/>
     <w:qFormat/>
-    <w:rsid w:val="00203F04"/>
+    <w:rsid w:val="00623758"/>
     <w:pPr>
       <w:keepNext/>
       <w:keepLines/>
@@ -2522,7 +2456,7 @@
     <w:semiHidden/>
     <w:unhideWhenUsed/>
     <w:qFormat/>
-    <w:rsid w:val="00203F04"/>
+    <w:rsid w:val="00623758"/>
     <w:pPr>
       <w:keepNext/>
       <w:keepLines/>
@@ -2545,7 +2479,7 @@
     <w:semiHidden/>
     <w:unhideWhenUsed/>
     <w:qFormat/>
-    <w:rsid w:val="00203F04"/>
+    <w:rsid w:val="00623758"/>
     <w:pPr>
       <w:keepNext/>
       <w:keepLines/>
@@ -2568,7 +2502,7 @@
     <w:semiHidden/>
     <w:unhideWhenUsed/>
     <w:qFormat/>
-    <w:rsid w:val="00203F04"/>
+    <w:rsid w:val="00623758"/>
     <w:pPr>
       <w:keepNext/>
       <w:keepLines/>
@@ -2589,11 +2523,11 @@
     <w:semiHidden/>
     <w:unhideWhenUsed/>
     <w:qFormat/>
-    <w:rsid w:val="00203F04"/>
+    <w:rsid w:val="00623758"/>
     <w:pPr>
       <w:keepNext/>
       <w:keepLines/>
-      <w:spacing w:before="40"/>
+      <w:spacing w:before="40" w:after="0"/>
       <w:outlineLvl w:val="5"/>
     </w:pPr>
     <w:rPr>
@@ -2612,11 +2546,11 @@
     <w:semiHidden/>
     <w:unhideWhenUsed/>
     <w:qFormat/>
-    <w:rsid w:val="00203F04"/>
+    <w:rsid w:val="00623758"/>
     <w:pPr>
       <w:keepNext/>
       <w:keepLines/>
-      <w:spacing w:before="40"/>
+      <w:spacing w:before="40" w:after="0"/>
       <w:outlineLvl w:val="6"/>
     </w:pPr>
     <w:rPr>
@@ -2633,10 +2567,11 @@
     <w:semiHidden/>
     <w:unhideWhenUsed/>
     <w:qFormat/>
-    <w:rsid w:val="00203F04"/>
+    <w:rsid w:val="00623758"/>
     <w:pPr>
       <w:keepNext/>
       <w:keepLines/>
+      <w:spacing w:after="0"/>
       <w:outlineLvl w:val="7"/>
     </w:pPr>
     <w:rPr>
@@ -2655,10 +2590,11 @@
     <w:semiHidden/>
     <w:unhideWhenUsed/>
     <w:qFormat/>
-    <w:rsid w:val="00203F04"/>
+    <w:rsid w:val="00623758"/>
     <w:pPr>
       <w:keepNext/>
       <w:keepLines/>
+      <w:spacing w:after="0"/>
       <w:outlineLvl w:val="8"/>
     </w:pPr>
     <w:rPr>
@@ -2698,7 +2634,7 @@
     <w:basedOn w:val="DefaultParagraphFont"/>
     <w:link w:val="Heading1"/>
     <w:uiPriority w:val="9"/>
-    <w:rsid w:val="00203F04"/>
+    <w:rsid w:val="00623758"/>
     <w:rPr>
       <w:rFonts w:asciiTheme="majorHAnsi" w:eastAsiaTheme="majorEastAsia" w:hAnsiTheme="majorHAnsi" w:cstheme="majorBidi"/>
       <w:color w:val="2F5496" w:themeColor="accent1" w:themeShade="BF"/>
@@ -2711,7 +2647,7 @@
     <w:basedOn w:val="DefaultParagraphFont"/>
     <w:link w:val="Heading2"/>
     <w:uiPriority w:val="9"/>
-    <w:rsid w:val="00203F04"/>
+    <w:rsid w:val="00623758"/>
     <w:rPr>
       <w:rFonts w:asciiTheme="majorHAnsi" w:eastAsiaTheme="majorEastAsia" w:hAnsiTheme="majorHAnsi" w:cstheme="majorBidi"/>
       <w:color w:val="2F5496" w:themeColor="accent1" w:themeShade="BF"/>
@@ -2725,7 +2661,7 @@
     <w:link w:val="Heading3"/>
     <w:uiPriority w:val="9"/>
     <w:semiHidden/>
-    <w:rsid w:val="00203F04"/>
+    <w:rsid w:val="00623758"/>
     <w:rPr>
       <w:rFonts w:eastAsiaTheme="majorEastAsia" w:cstheme="majorBidi"/>
       <w:color w:val="2F5496" w:themeColor="accent1" w:themeShade="BF"/>
@@ -2739,7 +2675,7 @@
     <w:link w:val="Heading4"/>
     <w:uiPriority w:val="9"/>
     <w:semiHidden/>
-    <w:rsid w:val="00203F04"/>
+    <w:rsid w:val="00623758"/>
     <w:rPr>
       <w:rFonts w:eastAsiaTheme="majorEastAsia" w:cstheme="majorBidi"/>
       <w:i/>
@@ -2753,7 +2689,7 @@
     <w:link w:val="Heading5"/>
     <w:uiPriority w:val="9"/>
     <w:semiHidden/>
-    <w:rsid w:val="00203F04"/>
+    <w:rsid w:val="00623758"/>
     <w:rPr>
       <w:rFonts w:eastAsiaTheme="majorEastAsia" w:cstheme="majorBidi"/>
       <w:color w:val="2F5496" w:themeColor="accent1" w:themeShade="BF"/>
@@ -2765,7 +2701,7 @@
     <w:link w:val="Heading6"/>
     <w:uiPriority w:val="9"/>
     <w:semiHidden/>
-    <w:rsid w:val="00203F04"/>
+    <w:rsid w:val="00623758"/>
     <w:rPr>
       <w:rFonts w:eastAsiaTheme="majorEastAsia" w:cstheme="majorBidi"/>
       <w:i/>
@@ -2779,7 +2715,7 @@
     <w:link w:val="Heading7"/>
     <w:uiPriority w:val="9"/>
     <w:semiHidden/>
-    <w:rsid w:val="00203F04"/>
+    <w:rsid w:val="00623758"/>
     <w:rPr>
       <w:rFonts w:eastAsiaTheme="majorEastAsia" w:cstheme="majorBidi"/>
       <w:color w:val="595959" w:themeColor="text1" w:themeTint="A6"/>
@@ -2791,7 +2727,7 @@
     <w:link w:val="Heading8"/>
     <w:uiPriority w:val="9"/>
     <w:semiHidden/>
-    <w:rsid w:val="00203F04"/>
+    <w:rsid w:val="00623758"/>
     <w:rPr>
       <w:rFonts w:eastAsiaTheme="majorEastAsia" w:cstheme="majorBidi"/>
       <w:i/>
@@ -2805,7 +2741,7 @@
     <w:link w:val="Heading9"/>
     <w:uiPriority w:val="9"/>
     <w:semiHidden/>
-    <w:rsid w:val="00203F04"/>
+    <w:rsid w:val="00623758"/>
     <w:rPr>
       <w:rFonts w:eastAsiaTheme="majorEastAsia" w:cstheme="majorBidi"/>
       <w:color w:val="272727" w:themeColor="text1" w:themeTint="D8"/>
@@ -2818,7 +2754,7 @@
     <w:link w:val="TitleChar"/>
     <w:uiPriority w:val="10"/>
     <w:qFormat/>
-    <w:rsid w:val="00203F04"/>
+    <w:rsid w:val="00623758"/>
     <w:pPr>
       <w:spacing w:after="80" w:line="240" w:lineRule="auto"/>
       <w:contextualSpacing/>
@@ -2836,7 +2772,7 @@
     <w:basedOn w:val="DefaultParagraphFont"/>
     <w:link w:val="Title"/>
     <w:uiPriority w:val="10"/>
-    <w:rsid w:val="00203F04"/>
+    <w:rsid w:val="00623758"/>
     <w:rPr>
       <w:rFonts w:asciiTheme="majorHAnsi" w:eastAsiaTheme="majorEastAsia" w:hAnsiTheme="majorHAnsi" w:cstheme="majorBidi"/>
       <w:spacing w:val="-10"/>
@@ -2852,7 +2788,7 @@
     <w:link w:val="SubtitleChar"/>
     <w:uiPriority w:val="11"/>
     <w:qFormat/>
-    <w:rsid w:val="00203F04"/>
+    <w:rsid w:val="00623758"/>
     <w:pPr>
       <w:numPr>
         <w:ilvl w:val="1"/>
@@ -2871,7 +2807,7 @@
     <w:basedOn w:val="DefaultParagraphFont"/>
     <w:link w:val="Subtitle"/>
     <w:uiPriority w:val="11"/>
-    <w:rsid w:val="00203F04"/>
+    <w:rsid w:val="00623758"/>
     <w:rPr>
       <w:rFonts w:eastAsiaTheme="majorEastAsia" w:cstheme="majorBidi"/>
       <w:color w:val="595959" w:themeColor="text1" w:themeTint="A6"/>
@@ -2887,7 +2823,7 @@
     <w:link w:val="QuoteChar"/>
     <w:uiPriority w:val="29"/>
     <w:qFormat/>
-    <w:rsid w:val="00203F04"/>
+    <w:rsid w:val="00623758"/>
     <w:pPr>
       <w:spacing w:before="160"/>
       <w:jc w:val="center"/>
@@ -2903,7 +2839,7 @@
     <w:basedOn w:val="DefaultParagraphFont"/>
     <w:link w:val="Quote"/>
     <w:uiPriority w:val="29"/>
-    <w:rsid w:val="00203F04"/>
+    <w:rsid w:val="00623758"/>
     <w:rPr>
       <w:i/>
       <w:iCs/>
@@ -2915,7 +2851,7 @@
     <w:basedOn w:val="Normal"/>
     <w:uiPriority w:val="34"/>
     <w:qFormat/>
-    <w:rsid w:val="00203F04"/>
+    <w:rsid w:val="00623758"/>
     <w:pPr>
       <w:ind w:left="720"/>
       <w:contextualSpacing/>
@@ -2926,7 +2862,7 @@
     <w:basedOn w:val="DefaultParagraphFont"/>
     <w:uiPriority w:val="21"/>
     <w:qFormat/>
-    <w:rsid w:val="00203F04"/>
+    <w:rsid w:val="00623758"/>
     <w:rPr>
       <w:i/>
       <w:iCs/>
@@ -2940,7 +2876,7 @@
     <w:link w:val="IntenseQuoteChar"/>
     <w:uiPriority w:val="30"/>
     <w:qFormat/>
-    <w:rsid w:val="00203F04"/>
+    <w:rsid w:val="00623758"/>
     <w:pPr>
       <w:pBdr>
         <w:top w:val="single" w:sz="4" w:space="10" w:color="2F5496" w:themeColor="accent1" w:themeShade="BF"/>
@@ -2961,7 +2897,7 @@
     <w:basedOn w:val="DefaultParagraphFont"/>
     <w:link w:val="IntenseQuote"/>
     <w:uiPriority w:val="30"/>
-    <w:rsid w:val="00203F04"/>
+    <w:rsid w:val="00623758"/>
     <w:rPr>
       <w:i/>
       <w:iCs/>
@@ -2973,7 +2909,7 @@
     <w:basedOn w:val="DefaultParagraphFont"/>
     <w:uiPriority w:val="32"/>
     <w:qFormat/>
-    <w:rsid w:val="00203F04"/>
+    <w:rsid w:val="00623758"/>
     <w:rPr>
       <w:b/>
       <w:bCs/>
